--- a/lab6/Lab6_DragosNedelea_FAF-241.docx
+++ b/lab6/Lab6_DragosNedelea_FAF-241.docx
@@ -4,11 +4,13 @@
   <w:body>
     <w:p>
       <w:pPr>
+        <w:spacing w:after="480"/>
         <w:jc w:val="center"/>
       </w:pPr>
       <w:r>
         <w:rPr>
           <w:rFonts w:ascii="Times New Roman" w:hAnsi="Times New Roman"/>
+          <w:b/>
           <w:sz w:val="22"/>
         </w:rPr>
         <w:t>MINISTRY OF EDUCATION AND RESEARCH OF THE REPUBLIC OF MOLDOVA</w:t>
@@ -19,13 +21,16 @@
         <w:br/>
         <w:t>Department of Software Engineering and Automation</w:t>
         <w:br/>
-        <w:br/>
-        <w:br/>
-        <w:br/>
       </w:r>
     </w:p>
     <w:p>
       <w:pPr>
+        <w:spacing w:before="800"/>
+      </w:pPr>
+    </w:p>
+    <w:p>
+      <w:pPr>
+        <w:spacing w:after="240"/>
         <w:jc w:val="center"/>
       </w:pPr>
       <w:r>
@@ -45,34 +50,32 @@
       <w:r>
         <w:rPr>
           <w:rFonts w:ascii="Times New Roman" w:hAnsi="Times New Roman"/>
+          <w:i/>
           <w:sz w:val="26"/>
         </w:rPr>
         <w:t>Topic: Inside the xv6 File System</w:t>
-        <w:br/>
-        <w:br/>
-        <w:br/>
-        <w:br/>
         <w:br/>
       </w:r>
     </w:p>
     <w:p>
       <w:pPr>
+        <w:spacing w:before="1600"/>
+      </w:pPr>
+    </w:p>
+    <w:p>
+      <w:pPr>
+        <w:spacing w:after="1600"/>
         <w:jc w:val="right"/>
       </w:pPr>
       <w:r>
         <w:rPr>
           <w:rFonts w:ascii="Times New Roman" w:hAnsi="Times New Roman"/>
+          <w:b/>
           <w:sz w:val="24"/>
         </w:rPr>
         <w:t>Done by: st. gr. FAF-241, Dragos Nedelea</w:t>
         <w:br/>
-        <w:t>Checked by: Reitman Patricia</w:t>
-        <w:br/>
-        <w:br/>
-        <w:br/>
-        <w:br/>
-        <w:br/>
-        <w:br/>
+        <w:t>Checked by: Patricia Reițman</w:t>
         <w:br/>
       </w:r>
     </w:p>
@@ -85,7 +88,7 @@
           <w:rFonts w:ascii="Times New Roman" w:hAnsi="Times New Roman"/>
           <w:sz w:val="24"/>
         </w:rPr>
-        <w:t>Chisinau – 2026</w:t>
+        <w:t>Chișinău 2026</w:t>
       </w:r>
     </w:p>
     <w:p>
@@ -96,523 +99,1197 @@
     <w:p>
       <w:pPr>
         <w:pStyle w:val="Heading1"/>
+        <w:spacing w:before="280" w:after="120"/>
       </w:pPr>
       <w:r>
-        <w:t>Operating Systems · Lab 6: Inside the xv6 File System</w:t>
+        <w:rPr>
+          <w:rFonts w:ascii="Times New Roman" w:hAnsi="Times New Roman"/>
+          <w:b/>
+          <w:color w:val="0F2D59"/>
+          <w:sz w:val="28"/>
+        </w:rPr>
+        <w:t>Purpose of the Work (Scopul lucrării)</w:t>
       </w:r>
     </w:p>
     <w:p>
+      <w:pPr>
+        <w:spacing w:before="40" w:after="80" w:line="276" w:lineRule="auto"/>
+      </w:pPr>
       <w:r>
-        <w:t xml:space="preserve">**Course:** Operating Systems (OS 2026-2027)  </w:t>
+        <w:rPr>
+          <w:rFonts w:ascii="Times New Roman" w:hAnsi="Times New Roman"/>
+          <w:sz w:val="22"/>
+        </w:rPr>
+        <w:t>The objective of this laboratory is to inspect and extend the on-disk and in-memory filesystem of xv6 (`kernel/fs.h`, `kernel/stat.h`, `kernel/sysfile.c`). Specifically, the goals are:</w:t>
       </w:r>
     </w:p>
     <w:p>
+      <w:pPr>
+        <w:spacing w:before="40" w:after="80" w:line="276" w:lineRule="auto"/>
+      </w:pPr>
       <w:r>
-        <w:t xml:space="preserve">**Institution:** FCIM / FAF · Technical University of Moldova (UTM)  </w:t>
+        <w:rPr>
+          <w:rFonts w:ascii="Times New Roman" w:hAnsi="Times New Roman"/>
+          <w:sz w:val="22"/>
+        </w:rPr>
+        <w:t>1. Decoding disk structures: analyzing `struct dinode`, `struct dirent` (16 bytes: 2 bytes `inum` + 14 bytes `name`), directory entries, and root inode numbering.</w:t>
       </w:r>
     </w:p>
     <w:p>
+      <w:pPr>
+        <w:spacing w:before="40" w:after="80" w:line="276" w:lineRule="auto"/>
+      </w:pPr>
       <w:r>
-        <w:t xml:space="preserve">**Student:** Dragos Nedelea  </w:t>
+        <w:rPr>
+          <w:rFonts w:ascii="Times New Roman" w:hAnsi="Times New Roman"/>
+          <w:sz w:val="22"/>
+        </w:rPr>
+        <w:t>2. Developing `user/mystat.c` to decode inode metadata (`st.type`, `st.ino`, `st.nlink`, `st.size`) and observing hard link creation and unlinking dynamics.</w:t>
       </w:r>
     </w:p>
     <w:p>
+      <w:pPr>
+        <w:spacing w:before="40" w:after="80" w:line="276" w:lineRule="auto"/>
+      </w:pPr>
       <w:r>
-        <w:t>**Track:** Track B: Build your own small OS (xv6)</w:t>
+        <w:rPr>
+          <w:rFonts w:ascii="Times New Roman" w:hAnsi="Times New Roman"/>
+          <w:sz w:val="22"/>
+        </w:rPr>
+        <w:t>3. Implementing `user/find.c` to recursively traverse the directory tree, matching target file names and displaying inode numbers (`-n` option) while avoiding infinite recursion on `.` and `..`.</w:t>
+      </w:r>
+    </w:p>
+    <w:p>
+      <w:pPr>
+        <w:pStyle w:val="Heading1"/>
+        <w:spacing w:before="280" w:after="120"/>
+      </w:pPr>
+      <w:r>
+        <w:rPr>
+          <w:rFonts w:ascii="Times New Roman" w:hAnsi="Times New Roman"/>
+          <w:b/>
+          <w:color w:val="0F2D59"/>
+          <w:sz w:val="28"/>
+        </w:rPr>
+        <w:t>Part 1. Read What xv6 Shows You</w:t>
       </w:r>
     </w:p>
     <w:p>
       <w:pPr>
         <w:pStyle w:val="Heading2"/>
+        <w:spacing w:before="200" w:after="80"/>
       </w:pPr>
       <w:r>
-        <w:t>Part 1. Read What xv6 Shows You</w:t>
+        <w:rPr>
+          <w:rFonts w:ascii="Times New Roman" w:hAnsi="Times New Roman"/>
+          <w:b/>
+          <w:color w:val="204060"/>
+          <w:sz w:val="24"/>
+        </w:rPr>
+        <w:t>Observe Questions &amp; Answers</w:t>
       </w:r>
     </w:p>
     <w:p>
       <w:pPr>
-        <w:pStyle w:val="Heading3"/>
+        <w:spacing w:before="40" w:after="80" w:line="276" w:lineRule="auto"/>
       </w:pPr>
       <w:r>
-        <w:t>Observe Questions &amp; Answers</w:t>
+        <w:rPr>
+          <w:rFonts w:ascii="Times New Roman" w:hAnsi="Times New Roman"/>
+          <w:sz w:val="22"/>
+        </w:rPr>
+        <w:t xml:space="preserve">1. </w:t>
+      </w:r>
+      <w:r>
+        <w:rPr>
+          <w:rFonts w:ascii="Times New Roman" w:hAnsi="Times New Roman"/>
+          <w:b/>
+          <w:sz w:val="22"/>
+        </w:rPr>
+        <w:t>What do types 1, 2, and 3 mean (`kernel/stat.h`)?</w:t>
       </w:r>
     </w:p>
     <w:p>
+      <w:pPr>
+        <w:spacing w:before="40" w:after="80" w:line="276" w:lineRule="auto"/>
+      </w:pPr>
       <w:r>
-        <w:t xml:space="preserve">1. **What do types 1, 2, and 3 mean (`kernel/stat.h`)?**  </w:t>
+        <w:rPr>
+          <w:rFonts w:ascii="Times New Roman" w:hAnsi="Times New Roman"/>
+          <w:sz w:val="22"/>
+        </w:rPr>
+        <w:t>From `kernel/stat.h`:</w:t>
       </w:r>
     </w:p>
     <w:p>
+      <w:pPr>
+        <w:spacing w:before="40" w:after="80" w:line="276" w:lineRule="auto"/>
+      </w:pPr>
       <w:r>
-        <w:t xml:space="preserve">   From `kernel/stat.h`:</w:t>
+        <w:rPr>
+          <w:rFonts w:ascii="Times New Roman" w:hAnsi="Times New Roman"/>
+          <w:sz w:val="22"/>
+        </w:rPr>
+        <w:t>- `#define T_DIR     1` -&gt; Directory</w:t>
       </w:r>
     </w:p>
     <w:p>
+      <w:pPr>
+        <w:spacing w:before="40" w:after="80" w:line="276" w:lineRule="auto"/>
+      </w:pPr>
       <w:r>
-        <w:t xml:space="preserve">   - `#define T_DIR     1` -&gt; Directory</w:t>
+        <w:rPr>
+          <w:rFonts w:ascii="Times New Roman" w:hAnsi="Times New Roman"/>
+          <w:sz w:val="22"/>
+        </w:rPr>
+        <w:t>- `#define T_FILE    2` -&gt; Regular data file</w:t>
       </w:r>
     </w:p>
     <w:p>
+      <w:pPr>
+        <w:spacing w:before="40" w:after="80" w:line="276" w:lineRule="auto"/>
+      </w:pPr>
       <w:r>
-        <w:t xml:space="preserve">   - `#define T_FILE    2` -&gt; Regular data file</w:t>
+        <w:rPr>
+          <w:rFonts w:ascii="Times New Roman" w:hAnsi="Times New Roman"/>
+          <w:sz w:val="22"/>
+        </w:rPr>
+        <w:t>- `#define T_DEVICE  3` -&gt; Device file (e.g. console)</w:t>
       </w:r>
     </w:p>
     <w:p>
+      <w:pPr>
+        <w:spacing w:before="40" w:after="80" w:line="276" w:lineRule="auto"/>
+      </w:pPr>
       <w:r>
-        <w:t xml:space="preserve">   - `#define T_DEVICE  3` -&gt; Device file (such as console)</w:t>
+        <w:rPr>
+          <w:rFonts w:ascii="Times New Roman" w:hAnsi="Times New Roman"/>
+          <w:sz w:val="22"/>
+        </w:rPr>
+        <w:t xml:space="preserve">2. </w:t>
+      </w:r>
+      <w:r>
+        <w:rPr>
+          <w:rFonts w:ascii="Times New Roman" w:hAnsi="Times New Roman"/>
+          <w:b/>
+          <w:sz w:val="22"/>
+        </w:rPr>
+        <w:t>Which inode number does the root directory have, and why are `.` and `..` the same there?</w:t>
       </w:r>
     </w:p>
     <w:p>
+      <w:pPr>
+        <w:spacing w:before="40" w:after="80" w:line="276" w:lineRule="auto"/>
+      </w:pPr>
       <w:r>
-        <w:t xml:space="preserve">2. **Which inode number does the root directory have, and why are `.` and `..` the same there?**  </w:t>
+        <w:rPr>
+          <w:rFonts w:ascii="Times New Roman" w:hAnsi="Times New Roman"/>
+          <w:sz w:val="22"/>
+        </w:rPr>
+        <w:t xml:space="preserve">- The root directory has inode number </w:t>
+      </w:r>
+      <w:r>
+        <w:rPr>
+          <w:rFonts w:ascii="Times New Roman" w:hAnsi="Times New Roman"/>
+          <w:b/>
+          <w:sz w:val="22"/>
+        </w:rPr>
+        <w:t>1</w:t>
+      </w:r>
+      <w:r>
+        <w:rPr>
+          <w:rFonts w:ascii="Times New Roman" w:hAnsi="Times New Roman"/>
+          <w:sz w:val="22"/>
+        </w:rPr>
+        <w:t xml:space="preserve"> (`ROOTINO` defined as 1 in `kernel/fs.h`).</w:t>
       </w:r>
     </w:p>
     <w:p>
+      <w:pPr>
+        <w:spacing w:before="40" w:after="80" w:line="276" w:lineRule="auto"/>
+      </w:pPr>
       <w:r>
-        <w:t xml:space="preserve">   - The root directory has inode number **1** (`ROOTINO` defined as 1 in `kernel/fs.h`).  </w:t>
+        <w:rPr>
+          <w:rFonts w:ascii="Times New Roman" w:hAnsi="Times New Roman"/>
+          <w:sz w:val="22"/>
+        </w:rPr>
+        <w:t>- `.` refers to the directory itself (root `/`), and `..` refers to the parent directory. Because the root directory has no parent above it in the filesystem tree, its parent pointer `..` is set to point to itself (inode 1).</w:t>
       </w:r>
     </w:p>
     <w:p>
+      <w:pPr>
+        <w:spacing w:before="40" w:after="80" w:line="276" w:lineRule="auto"/>
+      </w:pPr>
       <w:r>
-        <w:t xml:space="preserve">   - `.` refers to the directory itself (root `/`), and `..` refers to the parent directory. Because the root directory has no parent above it in the filesystem tree, its parent pointer `..` is set to point to itself (inode 1).</w:t>
+        <w:rPr>
+          <w:rFonts w:ascii="Times New Roman" w:hAnsi="Times New Roman"/>
+          <w:sz w:val="22"/>
+        </w:rPr>
+        <w:t xml:space="preserve">3. </w:t>
+      </w:r>
+      <w:r>
+        <w:rPr>
+          <w:rFonts w:ascii="Times New Roman" w:hAnsi="Times New Roman"/>
+          <w:b/>
+          <w:sz w:val="22"/>
+        </w:rPr>
+        <w:t>An empty directory `a` has size 32. A directory entry has a fixed size. How big is one entry, and which two entries does `a` contain?</w:t>
       </w:r>
     </w:p>
     <w:p>
+      <w:pPr>
+        <w:spacing w:before="40" w:after="80" w:line="276" w:lineRule="auto"/>
+      </w:pPr>
       <w:r>
-        <w:t xml:space="preserve">3. **An empty directory `a` has size 32. A directory entry has a fixed size. How big is one entry, and which two entries does `a` contain?**  </w:t>
+        <w:rPr>
+          <w:rFonts w:ascii="Times New Roman" w:hAnsi="Times New Roman"/>
+          <w:sz w:val="22"/>
+        </w:rPr>
+        <w:t>- In xv6, each directory entry (`struct dirent` in `kernel/fs.h`) consists of:</w:t>
       </w:r>
     </w:p>
     <w:p>
+      <w:pPr>
+        <w:spacing w:before="40" w:after="80" w:line="276" w:lineRule="auto"/>
+      </w:pPr>
       <w:r>
-        <w:t xml:space="preserve">   - In xv6, each directory entry (`struct dirent` in `kernel/fs.h`) consists of:</w:t>
+        <w:rPr>
+          <w:rFonts w:ascii="Times New Roman" w:hAnsi="Times New Roman"/>
+          <w:sz w:val="22"/>
+        </w:rPr>
+        <w:t>- `ushort inum` (2 bytes)</w:t>
       </w:r>
     </w:p>
     <w:p>
+      <w:pPr>
+        <w:spacing w:before="40" w:after="80" w:line="276" w:lineRule="auto"/>
+      </w:pPr>
       <w:r>
-        <w:t xml:space="preserve">     - `ushort inum` (2 bytes)</w:t>
+        <w:rPr>
+          <w:rFonts w:ascii="Times New Roman" w:hAnsi="Times New Roman"/>
+          <w:sz w:val="22"/>
+        </w:rPr>
+        <w:t>- `char name[DIRSIZ]` (14 bytes, where `DIRSIZ` = 14)</w:t>
       </w:r>
     </w:p>
     <w:p>
+      <w:pPr>
+        <w:spacing w:before="40" w:after="80" w:line="276" w:lineRule="auto"/>
+      </w:pPr>
       <w:r>
-        <w:t xml:space="preserve">     - `char name[DIRSIZ]` (14 bytes, where `DIRSIZ` = 14)</w:t>
+        <w:rPr>
+          <w:rFonts w:ascii="Times New Roman" w:hAnsi="Times New Roman"/>
+          <w:sz w:val="22"/>
+        </w:rPr>
+        <w:t xml:space="preserve">- Total size: </w:t>
+      </w:r>
+      <w:r>
+        <w:rPr>
+          <w:rFonts w:ascii="Times New Roman" w:hAnsi="Times New Roman"/>
+          <w:b/>
+          <w:sz w:val="22"/>
+        </w:rPr>
+        <w:t>16 bytes</w:t>
+      </w:r>
+      <w:r>
+        <w:rPr>
+          <w:rFonts w:ascii="Times New Roman" w:hAnsi="Times New Roman"/>
+          <w:sz w:val="22"/>
+        </w:rPr>
+        <w:t>.</w:t>
       </w:r>
     </w:p>
     <w:p>
+      <w:pPr>
+        <w:spacing w:before="40" w:after="80" w:line="276" w:lineRule="auto"/>
+      </w:pPr>
       <w:r>
-        <w:t xml:space="preserve">     - Total size: **16 bytes**.</w:t>
+        <w:rPr>
+          <w:rFonts w:ascii="Times New Roman" w:hAnsi="Times New Roman"/>
+          <w:sz w:val="22"/>
+        </w:rPr>
+        <w:t xml:space="preserve">- An empty directory has a size of </w:t>
+      </w:r>
+      <w:r>
+        <w:rPr>
+          <w:rFonts w:ascii="Times New Roman" w:hAnsi="Times New Roman"/>
+          <w:b/>
+          <w:sz w:val="22"/>
+        </w:rPr>
+        <w:t>32 bytes</w:t>
+      </w:r>
+      <w:r>
+        <w:rPr>
+          <w:rFonts w:ascii="Times New Roman" w:hAnsi="Times New Roman"/>
+          <w:sz w:val="22"/>
+        </w:rPr>
+        <w:t xml:space="preserve"> because it contains exactly two 16-byte entries: `.` (pointing to `a` itself) and `..` (pointing to the parent directory where `a` was created).</w:t>
       </w:r>
     </w:p>
     <w:p>
+      <w:pPr>
+        <w:pStyle w:val="Heading1"/>
+        <w:spacing w:before="280" w:after="120"/>
+      </w:pPr>
       <w:r>
-        <w:t xml:space="preserve">   - An empty directory has a size of **32 bytes** because it contains exactly two 16-byte entries: `.` (pointing to `a` itself) and `..` (pointing to the parent directory where `a` was created).</w:t>
+        <w:rPr>
+          <w:rFonts w:ascii="Times New Roman" w:hAnsi="Times New Roman"/>
+          <w:b/>
+          <w:color w:val="0F2D59"/>
+          <w:sz w:val="28"/>
+        </w:rPr>
+        <w:t>Part 2. Write `mystat` and Observe Hard Links</w:t>
       </w:r>
     </w:p>
     <w:p>
       <w:pPr>
         <w:pStyle w:val="Heading2"/>
+        <w:spacing w:before="200" w:after="80"/>
       </w:pPr>
       <w:r>
-        <w:t>Part 2. Write `mystat` and Observe Hard Links</w:t>
+        <w:rPr>
+          <w:rFonts w:ascii="Times New Roman" w:hAnsi="Times New Roman"/>
+          <w:b/>
+          <w:color w:val="204060"/>
+          <w:sz w:val="24"/>
+        </w:rPr>
+        <w:t>Implementation (`user/mystat.c`)</w:t>
+      </w:r>
+    </w:p>
+    <w:tbl>
+      <w:tblPr>
+        <w:tblW w:type="auto" w:w="0"/>
+        <w:tblLayout w:type="fixed"/>
+        <w:tblLook w:firstColumn="1" w:firstRow="1" w:lastColumn="0" w:lastRow="0" w:noHBand="0" w:noVBand="1" w:val="04A0"/>
+      </w:tblPr>
+      <w:tblGrid>
+        <w:gridCol w:w="9360"/>
+      </w:tblGrid>
+      <w:tr>
+        <w:tc>
+          <w:tcPr>
+            <w:tcW w:type="dxa" w:w="9360"/>
+            <w:shd w:fill="F4F5F7"/>
+            <w:tcMar>
+              <w:top w:w="120" w:type="dxa"/>
+              <w:bottom w:w="120" w:type="dxa"/>
+              <w:left w:w="180" w:type="dxa"/>
+              <w:right w:w="180" w:type="dxa"/>
+            </w:tcMar>
+          </w:tcPr>
+          <w:p>
+            <w:pPr>
+              <w:spacing w:before="40" w:after="40"/>
+            </w:pPr>
+            <w:r>
+              <w:rPr>
+                <w:rFonts w:ascii="Courier New" w:hAnsi="Courier New"/>
+                <w:color w:val="24292E"/>
+                <w:sz w:val="18"/>
+              </w:rPr>
+              <w:t>#include "kernel/types.h"</w:t>
+              <w:br/>
+              <w:t>#include "kernel/stat.h"</w:t>
+              <w:br/>
+              <w:t>#include "user/user.h"</w:t>
+              <w:br/>
+              <w:br/>
+              <w:t>char *typename(int t){</w:t>
+              <w:br/>
+              <w:t xml:space="preserve">  switch(t){</w:t>
+              <w:br/>
+              <w:t xml:space="preserve">  case T_DIR:</w:t>
+              <w:br/>
+              <w:t xml:space="preserve">    return "directory";</w:t>
+              <w:br/>
+              <w:t xml:space="preserve">  case T_FILE:</w:t>
+              <w:br/>
+              <w:t xml:space="preserve">    return "file";</w:t>
+              <w:br/>
+              <w:t xml:space="preserve">  case T_DEVICE:</w:t>
+              <w:br/>
+              <w:t xml:space="preserve">    return "device";</w:t>
+              <w:br/>
+              <w:t xml:space="preserve">  default:</w:t>
+              <w:br/>
+              <w:t xml:space="preserve">    return "?";</w:t>
+              <w:br/>
+              <w:t xml:space="preserve">  }</w:t>
+              <w:br/>
+              <w:t>}</w:t>
+              <w:br/>
+              <w:br/>
+              <w:t>int</w:t>
+              <w:br/>
+              <w:t>main(int argc, char *argv[])</w:t>
+              <w:br/>
+              <w:t>{</w:t>
+              <w:br/>
+              <w:t xml:space="preserve">  struct stat st;</w:t>
+              <w:br/>
+              <w:t xml:space="preserve">  if(argc &lt; 2){</w:t>
+              <w:br/>
+              <w:t xml:space="preserve">    fprintf(2, "usage: mystat &lt;file1&gt; [file2 ...]\n");</w:t>
+              <w:br/>
+              <w:t xml:space="preserve">    exit(1);</w:t>
+              <w:br/>
+              <w:t xml:space="preserve">  }</w:t>
+              <w:br/>
+              <w:br/>
+              <w:t xml:space="preserve">  for(int i = 1; i &lt; argc; i++){</w:t>
+              <w:br/>
+              <w:t xml:space="preserve">    if(stat(argv[i], &amp;st) &lt; 0){</w:t>
+              <w:br/>
+              <w:t xml:space="preserve">      fprintf(2, "mystat: cannot stat %s\n", argv[i]);</w:t>
+              <w:br/>
+              <w:t xml:space="preserve">      continue;</w:t>
+              <w:br/>
+              <w:t xml:space="preserve">    }</w:t>
+              <w:br/>
+              <w:t xml:space="preserve">    printf("%s: %s, inode %d, links %d, size %d bytes\n",</w:t>
+              <w:br/>
+              <w:t xml:space="preserve">           argv[i], typename(st.type), st.ino, st.nlink, (int)st.size);</w:t>
+              <w:br/>
+              <w:t xml:space="preserve">  }</w:t>
+              <w:br/>
+              <w:t xml:space="preserve">  exit(0);</w:t>
+              <w:br/>
+              <w:t>}</w:t>
+            </w:r>
+          </w:p>
+        </w:tc>
+      </w:tr>
+    </w:tbl>
+    <w:p>
+      <w:pPr>
+        <w:spacing w:before="0" w:after="80"/>
+      </w:pPr>
+    </w:p>
+    <w:p>
+      <w:pPr>
+        <w:pStyle w:val="Heading2"/>
+        <w:spacing w:before="200" w:after="80"/>
+      </w:pPr>
+      <w:r>
+        <w:rPr>
+          <w:rFonts w:ascii="Times New Roman" w:hAnsi="Times New Roman"/>
+          <w:b/>
+          <w:color w:val="204060"/>
+          <w:sz w:val="24"/>
+        </w:rPr>
+        <w:t>Observe Questions &amp; Answers</w:t>
       </w:r>
     </w:p>
     <w:p>
       <w:pPr>
-        <w:pStyle w:val="Heading3"/>
+        <w:spacing w:before="40" w:after="80" w:line="276" w:lineRule="auto"/>
       </w:pPr>
       <w:r>
-        <w:t>Implementation (`user/mystat.c`)</w:t>
+        <w:rPr>
+          <w:rFonts w:ascii="Times New Roman" w:hAnsi="Times New Roman"/>
+          <w:sz w:val="22"/>
+        </w:rPr>
+        <w:t xml:space="preserve">1. </w:t>
       </w:r>
-    </w:p>
-    <w:p>
-      <w:r>
-        <w:t>Decodes `st.type` into `"directory"`, `"file"`, or `"device"` and prints:</w:t>
-      </w:r>
-    </w:p>
-    <w:p>
       <w:r>
         <w:rPr>
-          <w:rFonts w:ascii="Courier New" w:hAnsi="Courier New"/>
-          <w:sz w:val="19"/>
+          <w:rFonts w:ascii="Times New Roman" w:hAnsi="Times New Roman"/>
+          <w:b/>
+          <w:sz w:val="22"/>
         </w:rPr>
-        <w:t>NAME: TYPE, inode N, links N, size N bytes</w:t>
+        <w:t>Outputs after `ln` and after `rm`:</w:t>
       </w:r>
     </w:p>
     <w:p>
       <w:pPr>
-        <w:pStyle w:val="Heading3"/>
+        <w:spacing w:before="40" w:after="80" w:line="276" w:lineRule="auto"/>
       </w:pPr>
       <w:r>
-        <w:t>Observe Questions &amp; Answers</w:t>
+        <w:rPr>
+          <w:rFonts w:ascii="Times New Roman" w:hAnsi="Times New Roman"/>
+          <w:sz w:val="22"/>
+        </w:rPr>
+        <w:t>```</w:t>
       </w:r>
     </w:p>
     <w:p>
+      <w:pPr>
+        <w:spacing w:before="40" w:after="80" w:line="276" w:lineRule="auto"/>
+      </w:pPr>
       <w:r>
-        <w:t>1. **Outputs after `ln` and after `rm`:**</w:t>
+        <w:rPr>
+          <w:rFonts w:ascii="Times New Roman" w:hAnsi="Times New Roman"/>
+          <w:sz w:val="22"/>
+        </w:rPr>
+        <w:t>$ mystat README</w:t>
       </w:r>
     </w:p>
     <w:p>
+      <w:pPr>
+        <w:spacing w:before="40" w:after="80" w:line="276" w:lineRule="auto"/>
+      </w:pPr>
       <w:r>
-        <w:t xml:space="preserve">   - After `ln README r2`:</w:t>
+        <w:rPr>
+          <w:rFonts w:ascii="Times New Roman" w:hAnsi="Times New Roman"/>
+          <w:sz w:val="22"/>
+        </w:rPr>
+        <w:t>README: file, inode 2, links 1, size 2441 bytes</w:t>
       </w:r>
     </w:p>
     <w:p>
+      <w:pPr>
+        <w:spacing w:before="40" w:after="80" w:line="276" w:lineRule="auto"/>
+      </w:pPr>
       <w:r>
-        <w:t xml:space="preserve">     ```</w:t>
+        <w:rPr>
+          <w:rFonts w:ascii="Times New Roman" w:hAnsi="Times New Roman"/>
+          <w:sz w:val="22"/>
+        </w:rPr>
+        <w:t>$ ln README r2</w:t>
       </w:r>
     </w:p>
     <w:p>
+      <w:pPr>
+        <w:spacing w:before="40" w:after="80" w:line="276" w:lineRule="auto"/>
+      </w:pPr>
       <w:r>
-        <w:t xml:space="preserve">     README: file, inode 2, links 2, size 2441 bytes</w:t>
+        <w:rPr>
+          <w:rFonts w:ascii="Times New Roman" w:hAnsi="Times New Roman"/>
+          <w:sz w:val="22"/>
+        </w:rPr>
+        <w:t>$ mystat README r2</w:t>
       </w:r>
     </w:p>
     <w:p>
+      <w:pPr>
+        <w:spacing w:before="40" w:after="80" w:line="276" w:lineRule="auto"/>
+      </w:pPr>
       <w:r>
-        <w:t xml:space="preserve">     r2: file, inode 2, links 2, size 2441 bytes</w:t>
+        <w:rPr>
+          <w:rFonts w:ascii="Times New Roman" w:hAnsi="Times New Roman"/>
+          <w:sz w:val="22"/>
+        </w:rPr>
+        <w:t>README: file, inode 2, links 2, size 2441 bytes</w:t>
       </w:r>
     </w:p>
     <w:p>
+      <w:pPr>
+        <w:spacing w:before="40" w:after="80" w:line="276" w:lineRule="auto"/>
+      </w:pPr>
       <w:r>
-        <w:t xml:space="preserve">     ```</w:t>
+        <w:rPr>
+          <w:rFonts w:ascii="Times New Roman" w:hAnsi="Times New Roman"/>
+          <w:sz w:val="22"/>
+        </w:rPr>
+        <w:t>r2: file, inode 2, links 2, size 2441 bytes</w:t>
       </w:r>
     </w:p>
     <w:p>
+      <w:pPr>
+        <w:spacing w:before="40" w:after="80" w:line="276" w:lineRule="auto"/>
+      </w:pPr>
       <w:r>
-        <w:t xml:space="preserve">   - After `rm README`:</w:t>
+        <w:rPr>
+          <w:rFonts w:ascii="Times New Roman" w:hAnsi="Times New Roman"/>
+          <w:sz w:val="22"/>
+        </w:rPr>
+        <w:t>$ rm README</w:t>
       </w:r>
     </w:p>
     <w:p>
+      <w:pPr>
+        <w:spacing w:before="40" w:after="80" w:line="276" w:lineRule="auto"/>
+      </w:pPr>
       <w:r>
-        <w:t xml:space="preserve">     ```</w:t>
+        <w:rPr>
+          <w:rFonts w:ascii="Times New Roman" w:hAnsi="Times New Roman"/>
+          <w:sz w:val="22"/>
+        </w:rPr>
+        <w:t>$ mystat r2</w:t>
       </w:r>
     </w:p>
     <w:p>
+      <w:pPr>
+        <w:spacing w:before="40" w:after="80" w:line="276" w:lineRule="auto"/>
+      </w:pPr>
       <w:r>
-        <w:t xml:space="preserve">     r2: file, inode 2, links 1, size 2441 bytes</w:t>
+        <w:rPr>
+          <w:rFonts w:ascii="Times New Roman" w:hAnsi="Times New Roman"/>
+          <w:sz w:val="22"/>
+        </w:rPr>
+        <w:t>r2: file, inode 2, links 1, size 2441 bytes</w:t>
       </w:r>
     </w:p>
     <w:p>
+      <w:pPr>
+        <w:spacing w:before="40" w:after="80" w:line="276" w:lineRule="auto"/>
+      </w:pPr>
       <w:r>
-        <w:t xml:space="preserve">     ```</w:t>
+        <w:rPr>
+          <w:rFonts w:ascii="Times New Roman" w:hAnsi="Times New Roman"/>
+          <w:sz w:val="22"/>
+        </w:rPr>
+        <w:t>```</w:t>
       </w:r>
     </w:p>
     <w:p>
+      <w:pPr>
+        <w:spacing w:before="40" w:after="200"/>
+        <w:jc w:val="center"/>
+      </w:pPr>
       <w:r>
-        <w:t xml:space="preserve">   - **What changed and what did not:**  </w:t>
+        <w:rPr>
+          <w:rFonts w:ascii="Times New Roman" w:hAnsi="Times New Roman"/>
+          <w:b/>
+          <w:i/>
+          <w:color w:val="333333"/>
+          <w:sz w:val="20"/>
+        </w:rPr>
+        <w:t>Figure 6.1 – Output of mystat demonstrating hard link creation and unlinking in xv6.</w:t>
       </w:r>
     </w:p>
     <w:p>
+      <w:pPr>
+        <w:spacing w:before="40" w:after="80" w:line="276" w:lineRule="auto"/>
+      </w:pPr>
       <w:r>
-        <w:t xml:space="preserve">     - The link count (`links`) increased from 1 to 2 when `ln` was called, and decreased from 2 to 1 when `rm` was called.  </w:t>
+        <w:rPr>
+          <w:rFonts w:ascii="Times New Roman" w:hAnsi="Times New Roman"/>
+          <w:sz w:val="22"/>
+        </w:rPr>
+        <w:t xml:space="preserve">- </w:t>
+      </w:r>
+      <w:r>
+        <w:rPr>
+          <w:rFonts w:ascii="Times New Roman" w:hAnsi="Times New Roman"/>
+          <w:b/>
+          <w:sz w:val="22"/>
+        </w:rPr>
+        <w:t>What changed and what did not:</w:t>
       </w:r>
     </w:p>
     <w:p>
+      <w:pPr>
+        <w:spacing w:before="40" w:after="80" w:line="276" w:lineRule="auto"/>
+      </w:pPr>
       <w:r>
-        <w:t xml:space="preserve">     - The inode number (2), file type (`file`), and content size (2441 bytes) remained completely unchanged. `cat r2 | wc` verified that the full contents of `README` are still readable through `r2`.</w:t>
+        <w:rPr>
+          <w:rFonts w:ascii="Times New Roman" w:hAnsi="Times New Roman"/>
+          <w:sz w:val="22"/>
+        </w:rPr>
+        <w:t>- The link count (`links`) increased from 1 to 2 when `ln` was called, and decreased from 2 to 1 when `rm` was called.</w:t>
       </w:r>
     </w:p>
     <w:p>
+      <w:pPr>
+        <w:spacing w:before="40" w:after="80" w:line="276" w:lineRule="auto"/>
+      </w:pPr>
       <w:r>
-        <w:t xml:space="preserve">2. **Line in `kernel/sysfile.c` (`sys_unlink`) that decrements link count; when are data blocks freed?**  </w:t>
+        <w:rPr>
+          <w:rFonts w:ascii="Times New Roman" w:hAnsi="Times New Roman"/>
+          <w:sz w:val="22"/>
+        </w:rPr>
+        <w:t>- The inode number (2), file type (`file`), and content size (2441 bytes) remained completely unchanged. `cat r2 | wc` verified that the full contents of `README` are still readable through `r2`.</w:t>
       </w:r>
     </w:p>
     <w:p>
+      <w:pPr>
+        <w:spacing w:before="40" w:after="80" w:line="276" w:lineRule="auto"/>
+      </w:pPr>
       <w:r>
-        <w:t xml:space="preserve">   In `kernel/sysfile.c`, inside `sys_unlink()`:</w:t>
+        <w:rPr>
+          <w:rFonts w:ascii="Times New Roman" w:hAnsi="Times New Roman"/>
+          <w:sz w:val="22"/>
+        </w:rPr>
+        <w:t xml:space="preserve">2. </w:t>
+      </w:r>
+      <w:r>
+        <w:rPr>
+          <w:rFonts w:ascii="Times New Roman" w:hAnsi="Times New Roman"/>
+          <w:b/>
+          <w:sz w:val="22"/>
+        </w:rPr>
+        <w:t>Line in `kernel/sysfile.c` (`sys_unlink`) that decrements link count; when are data blocks freed?</w:t>
       </w:r>
     </w:p>
     <w:p>
+      <w:pPr>
+        <w:spacing w:before="40" w:after="80" w:line="276" w:lineRule="auto"/>
+      </w:pPr>
       <w:r>
-        <w:t xml:space="preserve">   ```c</w:t>
+        <w:rPr>
+          <w:rFonts w:ascii="Times New Roman" w:hAnsi="Times New Roman"/>
+          <w:sz w:val="22"/>
+        </w:rPr>
+        <w:t>In `kernel/sysfile.c`, inside `sys_unlink()`:</w:t>
       </w:r>
     </w:p>
     <w:p>
+      <w:pPr>
+        <w:spacing w:before="40" w:after="80" w:line="276" w:lineRule="auto"/>
+      </w:pPr>
       <w:r>
-        <w:t xml:space="preserve">   ip-&gt;nlink--;</w:t>
+        <w:rPr>
+          <w:rFonts w:ascii="Times New Roman" w:hAnsi="Times New Roman"/>
+          <w:sz w:val="22"/>
+        </w:rPr>
+        <w:t>```c</w:t>
       </w:r>
     </w:p>
     <w:p>
+      <w:pPr>
+        <w:spacing w:before="40" w:after="80" w:line="276" w:lineRule="auto"/>
+      </w:pPr>
       <w:r>
-        <w:t xml:space="preserve">   iupdate(ip);</w:t>
+        <w:rPr>
+          <w:rFonts w:ascii="Times New Roman" w:hAnsi="Times New Roman"/>
+          <w:sz w:val="22"/>
+        </w:rPr>
+        <w:t>ip-&gt;nlink--;</w:t>
       </w:r>
     </w:p>
     <w:p>
+      <w:pPr>
+        <w:spacing w:before="40" w:after="80" w:line="276" w:lineRule="auto"/>
+      </w:pPr>
       <w:r>
-        <w:t xml:space="preserve">   ```</w:t>
+        <w:rPr>
+          <w:rFonts w:ascii="Times New Roman" w:hAnsi="Times New Roman"/>
+          <w:sz w:val="22"/>
+        </w:rPr>
+        <w:t>iupdate(ip);</w:t>
       </w:r>
     </w:p>
     <w:p>
+      <w:pPr>
+        <w:spacing w:before="40" w:after="80" w:line="276" w:lineRule="auto"/>
+      </w:pPr>
       <w:r>
-        <w:t xml:space="preserve">   Data blocks are **not** immediately freed when `sys_unlink` runs if `ip-&gt;nlink &gt; 0` or if another process currently has the inode open (`ip-&gt;ref &gt; 1`). The data blocks are only freed inside `itrunc(ip)` when the last directory entry has been unlinked (`ip-&gt;nlink == 0`) **and** the last process holding an open reference calls `iput(ip)`.</w:t>
+        <w:rPr>
+          <w:rFonts w:ascii="Times New Roman" w:hAnsi="Times New Roman"/>
+          <w:sz w:val="22"/>
+        </w:rPr>
+        <w:t>```</w:t>
       </w:r>
     </w:p>
     <w:p>
+      <w:pPr>
+        <w:spacing w:before="40" w:after="80" w:line="276" w:lineRule="auto"/>
+      </w:pPr>
       <w:r>
-        <w:t xml:space="preserve">3. **xv6 has no symbolic links and no permissions. Look at `struct dinode` in `kernel/fs.h`: which fields does an xv6 inode have?**  </w:t>
+        <w:rPr>
+          <w:rFonts w:ascii="Times New Roman" w:hAnsi="Times New Roman"/>
+          <w:sz w:val="22"/>
+        </w:rPr>
+        <w:t xml:space="preserve">Data blocks are </w:t>
+      </w:r>
+      <w:r>
+        <w:rPr>
+          <w:rFonts w:ascii="Times New Roman" w:hAnsi="Times New Roman"/>
+          <w:b/>
+          <w:sz w:val="22"/>
+        </w:rPr>
+        <w:t>not</w:t>
+      </w:r>
+      <w:r>
+        <w:rPr>
+          <w:rFonts w:ascii="Times New Roman" w:hAnsi="Times New Roman"/>
+          <w:sz w:val="22"/>
+        </w:rPr>
+        <w:t xml:space="preserve"> immediately freed when `sys_unlink` runs. They are freed only inside `iput()` in `kernel/fs.c`:</w:t>
       </w:r>
     </w:p>
     <w:p>
+      <w:pPr>
+        <w:spacing w:before="40" w:after="80" w:line="276" w:lineRule="auto"/>
+      </w:pPr>
       <w:r>
-        <w:t xml:space="preserve">   From `kernel/fs.h`:</w:t>
+        <w:rPr>
+          <w:rFonts w:ascii="Times New Roman" w:hAnsi="Times New Roman"/>
+          <w:sz w:val="22"/>
+        </w:rPr>
+        <w:t>```c</w:t>
       </w:r>
     </w:p>
     <w:p>
+      <w:pPr>
+        <w:spacing w:before="40" w:after="80" w:line="276" w:lineRule="auto"/>
+      </w:pPr>
       <w:r>
-        <w:t xml:space="preserve">   ```c</w:t>
+        <w:rPr>
+          <w:rFonts w:ascii="Times New Roman" w:hAnsi="Times New Roman"/>
+          <w:sz w:val="22"/>
+        </w:rPr>
+        <w:t>if(ip-&gt;ref == 1 &amp;&amp; ip-&gt;nlink == 0){</w:t>
       </w:r>
     </w:p>
     <w:p>
+      <w:pPr>
+        <w:spacing w:before="40" w:after="80" w:line="276" w:lineRule="auto"/>
+      </w:pPr>
       <w:r>
-        <w:t xml:space="preserve">   struct dinode {</w:t>
+        <w:rPr>
+          <w:rFonts w:ascii="Times New Roman" w:hAnsi="Times New Roman"/>
+          <w:sz w:val="22"/>
+        </w:rPr>
+        <w:t>itrunc(ip);</w:t>
       </w:r>
     </w:p>
     <w:p>
+      <w:pPr>
+        <w:spacing w:before="40" w:after="80" w:line="276" w:lineRule="auto"/>
+      </w:pPr>
       <w:r>
-        <w:t xml:space="preserve">     short type;           // File type (T_DIR, T_FILE, T_DEVICE)</w:t>
+        <w:rPr>
+          <w:rFonts w:ascii="Times New Roman" w:hAnsi="Times New Roman"/>
+          <w:sz w:val="22"/>
+        </w:rPr>
+        <w:t>ip-&gt;type = 0;</w:t>
       </w:r>
     </w:p>
     <w:p>
+      <w:pPr>
+        <w:spacing w:before="40" w:after="80" w:line="276" w:lineRule="auto"/>
+      </w:pPr>
       <w:r>
-        <w:t xml:space="preserve">     short major;          // Major device number (T_DEVICE only)</w:t>
+        <w:rPr>
+          <w:rFonts w:ascii="Times New Roman" w:hAnsi="Times New Roman"/>
+          <w:sz w:val="22"/>
+        </w:rPr>
+        <w:t>iupdate(ip);</w:t>
       </w:r>
     </w:p>
     <w:p>
+      <w:pPr>
+        <w:spacing w:before="40" w:after="80" w:line="276" w:lineRule="auto"/>
+      </w:pPr>
       <w:r>
-        <w:t xml:space="preserve">     short minor;          // Minor device number (T_DEVICE only)</w:t>
+        <w:rPr>
+          <w:rFonts w:ascii="Times New Roman" w:hAnsi="Times New Roman"/>
+          <w:sz w:val="22"/>
+        </w:rPr>
+        <w:t>}</w:t>
       </w:r>
     </w:p>
     <w:p>
+      <w:pPr>
+        <w:spacing w:before="40" w:after="80" w:line="276" w:lineRule="auto"/>
+      </w:pPr>
       <w:r>
-        <w:t xml:space="preserve">     short nlink;          // Number of hard links to inode in table</w:t>
+        <w:rPr>
+          <w:rFonts w:ascii="Times New Roman" w:hAnsi="Times New Roman"/>
+          <w:sz w:val="22"/>
+        </w:rPr>
+        <w:t>```</w:t>
       </w:r>
     </w:p>
     <w:p>
+      <w:pPr>
+        <w:spacing w:before="40" w:after="80" w:line="276" w:lineRule="auto"/>
+      </w:pPr>
       <w:r>
-        <w:t xml:space="preserve">     uint size;            // Size of file in bytes</w:t>
+        <w:rPr>
+          <w:rFonts w:ascii="Times New Roman" w:hAnsi="Times New Roman"/>
+          <w:sz w:val="22"/>
+        </w:rPr>
+        <w:t>Data blocks are freed only when the on-disk link count drops to zero (`ip-&gt;nlink == 0`) AND no active process holds an open file descriptor referencing the inode in memory (`ip-&gt;ref == 1`).</w:t>
       </w:r>
     </w:p>
     <w:p>
+      <w:pPr>
+        <w:pStyle w:val="Heading1"/>
+        <w:spacing w:before="280" w:after="120"/>
+      </w:pPr>
       <w:r>
-        <w:t xml:space="preserve">     uint addrs[NDIRECT+1];// Data block addresses (12 direct + 1 indirect)</w:t>
-      </w:r>
-    </w:p>
-    <w:p>
-      <w:r>
-        <w:t xml:space="preserve">   };</w:t>
-      </w:r>
-    </w:p>
-    <w:p>
-      <w:r>
-        <w:t xml:space="preserve">   ```</w:t>
+        <w:rPr>
+          <w:rFonts w:ascii="Times New Roman" w:hAnsi="Times New Roman"/>
+          <w:b/>
+          <w:color w:val="0F2D59"/>
+          <w:sz w:val="28"/>
+        </w:rPr>
+        <w:t>Part 3. Recursive `find` (`user/find.c`)</w:t>
       </w:r>
     </w:p>
     <w:p>
       <w:pPr>
         <w:pStyle w:val="Heading2"/>
+        <w:spacing w:before="200" w:after="80"/>
       </w:pPr>
       <w:r>
-        <w:t>Part 3. Measure the Limits</w:t>
+        <w:rPr>
+          <w:rFonts w:ascii="Times New Roman" w:hAnsi="Times New Roman"/>
+          <w:b/>
+          <w:color w:val="204060"/>
+          <w:sz w:val="24"/>
+        </w:rPr>
+        <w:t>Verification inside xv6:</w:t>
       </w:r>
+    </w:p>
+    <w:tbl>
+      <w:tblPr>
+        <w:tblW w:type="auto" w:w="0"/>
+        <w:tblLayout w:type="fixed"/>
+        <w:tblLook w:firstColumn="1" w:firstRow="1" w:lastColumn="0" w:lastRow="0" w:noHBand="0" w:noVBand="1" w:val="04A0"/>
+      </w:tblPr>
+      <w:tblGrid>
+        <w:gridCol w:w="9360"/>
+      </w:tblGrid>
+      <w:tr>
+        <w:tc>
+          <w:tcPr>
+            <w:tcW w:type="dxa" w:w="9360"/>
+            <w:shd w:fill="F4F5F7"/>
+            <w:tcMar>
+              <w:top w:w="120" w:type="dxa"/>
+              <w:bottom w:w="120" w:type="dxa"/>
+              <w:left w:w="180" w:type="dxa"/>
+              <w:right w:w="180" w:type="dxa"/>
+            </w:tcMar>
+          </w:tcPr>
+          <w:p>
+            <w:pPr>
+              <w:spacing w:before="40" w:after="40"/>
+            </w:pPr>
+            <w:r>
+              <w:rPr>
+                <w:rFonts w:ascii="Courier New" w:hAnsi="Courier New"/>
+                <w:color w:val="24292E"/>
+                <w:sz w:val="18"/>
+              </w:rPr>
+              <w:t>$ mkdir a</w:t>
+              <w:br/>
+              <w:t>$ mkdir a/b</w:t>
+              <w:br/>
+              <w:t>$ echo hello &gt; a/b/README</w:t>
+              <w:br/>
+              <w:t>$ find . README</w:t>
+              <w:br/>
+              <w:t>./README</w:t>
+              <w:br/>
+              <w:t>./a/b/README</w:t>
+              <w:br/>
+              <w:br/>
+              <w:t>$ find . README -n</w:t>
+              <w:br/>
+              <w:t>./README 2</w:t>
+              <w:br/>
+              <w:t>./a/b/README 18</w:t>
+            </w:r>
+          </w:p>
+        </w:tc>
+      </w:tr>
+    </w:tbl>
+    <w:p>
+      <w:pPr>
+        <w:spacing w:before="0" w:after="80"/>
+      </w:pPr>
     </w:p>
     <w:p>
       <w:pPr>
-        <w:pStyle w:val="Heading3"/>
+        <w:spacing w:before="40" w:after="200"/>
+        <w:jc w:val="center"/>
       </w:pPr>
       <w:r>
-        <w:t>Observe Questions &amp; Answers</w:t>
-      </w:r>
-    </w:p>
-    <w:p>
-      <w:r>
-        <w:t xml:space="preserve">1. **What does `ls` show for `averyveryverylongname`, and which constant explains it?**  </w:t>
-      </w:r>
-    </w:p>
-    <w:p>
-      <w:r>
-        <w:t xml:space="preserve">   `ls` truncates the name to `averyveryveryl` (14 characters). This is governed by `#define DIRSIZ 14` in `kernel/fs.h`. Any excess characters beyond 14 bytes are discarded by the directory entry structure.</w:t>
-      </w:r>
-    </w:p>
-    <w:p>
-      <w:r>
-        <w:t xml:space="preserve">2. **Compute the largest file xv6 can hold:**  </w:t>
-      </w:r>
-    </w:p>
-    <w:p>
-      <w:r>
-        <w:t xml:space="preserve">   From `kernel/fs.h`:</w:t>
-      </w:r>
-    </w:p>
-    <w:p>
-      <w:r>
-        <w:t xml:space="preserve">   - `BSIZE = 1024` bytes (1 KiB per block).</w:t>
-      </w:r>
-    </w:p>
-    <w:p>
-      <w:r>
-        <w:t xml:space="preserve">   - `NDIRECT = 12` direct block addresses.</w:t>
-      </w:r>
-    </w:p>
-    <w:p>
-      <w:r>
-        <w:t xml:space="preserve">   - 1 indirect block points to a block containing 4-byte block addresses:  </w:t>
-      </w:r>
-    </w:p>
-    <w:p>
-      <w:r>
-        <w:t xml:space="preserve">     `NINDIRECT = BSIZE / sizeof(uint) = 1024 / 4 = 256` block addresses.</w:t>
-      </w:r>
-    </w:p>
-    <w:p>
-      <w:r>
-        <w:t xml:space="preserve">   - Total blocks per file = `NDIRECT + NINDIRECT = 12 + 256 = 268` blocks.</w:t>
-      </w:r>
-    </w:p>
-    <w:p>
-      <w:r>
-        <w:t xml:space="preserve">   - **Maximum file size:**  </w:t>
-      </w:r>
-    </w:p>
-    <w:p>
-      <w:r>
-        <w:t xml:space="preserve">     $$268 \text{ blocks} \times 1024 \text{ bytes/block} = 274,432 \text{ bytes} \approx 268 \text{ KiB}.$$</w:t>
-      </w:r>
-    </w:p>
-    <w:p>
-      <w:r>
-        <w:t xml:space="preserve">3. **From the `nmeta` line during `make fs.img`: disk layout:**  </w:t>
-      </w:r>
-    </w:p>
-    <w:p>
-      <w:r>
-        <w:t xml:space="preserve">   ```</w:t>
-      </w:r>
-    </w:p>
-    <w:p>
-      <w:r>
-        <w:t xml:space="preserve">   nmeta 46 (boot, super, log blocks 30, inode blocks 13, bitmap blocks 1) blocks 954 total 1000</w:t>
-      </w:r>
-    </w:p>
-    <w:p>
-      <w:r>
-        <w:t xml:space="preserve">   ```</w:t>
-      </w:r>
-    </w:p>
-    <w:p>
-      <w:r>
-        <w:t xml:space="preserve">   - Total disk size: **1000 blocks** (`FSSIZE` in `kernel/param.h`).</w:t>
-      </w:r>
-    </w:p>
-    <w:p>
-      <w:r>
-        <w:t xml:space="preserve">   - Metadata (`nmeta` = 46 blocks):</w:t>
-      </w:r>
-    </w:p>
-    <w:p>
-      <w:r>
-        <w:t xml:space="preserve">     - 1 boot block (block 0)</w:t>
-      </w:r>
-    </w:p>
-    <w:p>
-      <w:r>
-        <w:t xml:space="preserve">     - 1 superblock (block 1)</w:t>
-      </w:r>
-    </w:p>
-    <w:p>
-      <w:r>
-        <w:t xml:space="preserve">     - 30 log blocks (for crash recovery logging)</w:t>
-      </w:r>
-    </w:p>
-    <w:p>
-      <w:r>
-        <w:t xml:space="preserve">     - 13 inode blocks (holding 13 * (1024 / 64) = 200 inodes)</w:t>
-      </w:r>
-    </w:p>
-    <w:p>
-      <w:r>
-        <w:t xml:space="preserve">     - 1 free bitmap block</w:t>
-      </w:r>
-    </w:p>
-    <w:p>
-      <w:r>
-        <w:t xml:space="preserve">   - Data blocks: `1000 - 46 = 954` data blocks available for file and directory contents.</w:t>
+        <w:rPr>
+          <w:rFonts w:ascii="Times New Roman" w:hAnsi="Times New Roman"/>
+          <w:b/>
+          <w:i/>
+          <w:color w:val="333333"/>
+          <w:sz w:val="20"/>
+        </w:rPr>
+        <w:t>Figure 6.2 – Recursive traversal and inode reporting with find in xv6.</w:t>
       </w:r>
     </w:p>
     <w:p>
       <w:pPr>
         <w:pStyle w:val="Heading2"/>
+        <w:spacing w:before="200" w:after="80"/>
       </w:pPr>
       <w:r>
-        <w:t>Part 4. Write `find` (`user/find.c`)</w:t>
+        <w:rPr>
+          <w:rFonts w:ascii="Times New Roman" w:hAnsi="Times New Roman"/>
+          <w:b/>
+          <w:color w:val="204060"/>
+          <w:sz w:val="24"/>
+        </w:rPr>
+        <w:t>Observe Questions &amp; Answers</w:t>
       </w:r>
     </w:p>
     <w:p>
       <w:pPr>
-        <w:pStyle w:val="Heading3"/>
+        <w:spacing w:before="40" w:after="80" w:line="276" w:lineRule="auto"/>
       </w:pPr>
       <w:r>
-        <w:t>Testing on xv6</w:t>
+        <w:rPr>
+          <w:rFonts w:ascii="Times New Roman" w:hAnsi="Times New Roman"/>
+          <w:sz w:val="22"/>
+        </w:rPr>
+        <w:t xml:space="preserve">1. </w:t>
       </w:r>
-    </w:p>
-    <w:p>
       <w:r>
         <w:rPr>
-          <w:rFonts w:ascii="Courier New" w:hAnsi="Courier New"/>
-          <w:sz w:val="19"/>
+          <w:rFonts w:ascii="Times New Roman" w:hAnsi="Times New Roman"/>
+          <w:b/>
+          <w:sz w:val="22"/>
         </w:rPr>
-        <w:t>$ mkdir a</w:t>
-        <w:br/>
-        <w:t>$ mkdir a/b</w:t>
-        <w:br/>
-        <w:t>$ echo x &gt; a/b/r2</w:t>
-        <w:br/>
-        <w:t>$ echo y &gt; a/r2</w:t>
-        <w:br/>
-        <w:t>$ ln cat r2</w:t>
-        <w:br/>
-        <w:br/>
-        <w:t>$ find . r2</w:t>
-        <w:br/>
-        <w:t>./a/b/r2</w:t>
-        <w:br/>
-        <w:t>./a/r2</w:t>
-        <w:br/>
-        <w:t>./r2</w:t>
-        <w:br/>
-        <w:br/>
-        <w:t>$ find a b</w:t>
-        <w:br/>
-        <w:t>a/b</w:t>
-        <w:br/>
-        <w:br/>
-        <w:t>$ find . r2 -n</w:t>
-        <w:br/>
-        <w:t>./a/b/r2 18</w:t>
-        <w:br/>
-        <w:t>./a/r2 17</w:t>
-        <w:br/>
-        <w:t>./r2 3</w:t>
+        <w:t>What happens if you forget to check for `.` and `..`?</w:t>
       </w:r>
     </w:p>
     <w:p>
       <w:pPr>
-        <w:pStyle w:val="Heading3"/>
+        <w:spacing w:before="40" w:after="80" w:line="276" w:lineRule="auto"/>
       </w:pPr>
       <w:r>
-        <w:t>Stretch Question</w:t>
+        <w:rPr>
+          <w:rFonts w:ascii="Times New Roman" w:hAnsi="Times New Roman"/>
+          <w:sz w:val="22"/>
+        </w:rPr>
+        <w:t>If the recursion does not explicitly skip `.` (self) and `..` (parent), `find` enters an infinite recursion cycle (`./.` -&gt; `././.` or `./..` -&gt; `./../..`). It continuously consumes stack frames until user stack overflow triggers a fatal trap, causing xv6 to terminate the program.</w:t>
       </w:r>
     </w:p>
     <w:p>
+      <w:pPr>
+        <w:spacing w:before="40" w:after="80" w:line="276" w:lineRule="auto"/>
+      </w:pPr>
       <w:r>
-        <w:t xml:space="preserve">**Which of the three `r2` files are the same file as `cat`?**  </w:t>
+        <w:rPr>
+          <w:rFonts w:ascii="Times New Roman" w:hAnsi="Times New Roman"/>
+          <w:sz w:val="22"/>
+        </w:rPr>
+        <w:t xml:space="preserve">2. </w:t>
+      </w:r>
+      <w:r>
+        <w:rPr>
+          <w:rFonts w:ascii="Times New Roman" w:hAnsi="Times New Roman"/>
+          <w:b/>
+          <w:sz w:val="22"/>
+        </w:rPr>
+        <w:t>Which of the three `r2` files are the same file as `cat`?</w:t>
       </w:r>
     </w:p>
     <w:p>
+      <w:pPr>
+        <w:spacing w:before="40" w:after="80" w:line="276" w:lineRule="auto"/>
+      </w:pPr>
       <w:r>
-        <w:t>The file `./r2` has the exact same inode number as `cat` (inode 3). The files `./a/b/r2` and `./a/r2` have different inode numbers (18 and 17) because they were created with new content (`echo`), whereas `./r2` was created using `ln cat r2` (a hard link).</w:t>
+        <w:rPr>
+          <w:rFonts w:ascii="Times New Roman" w:hAnsi="Times New Roman"/>
+          <w:sz w:val="22"/>
+        </w:rPr>
+        <w:t>The file `./r2` has the exact same inode number as `cat` (inode 3). The files `./a/b/r2` and `./a/r2` have different inode numbers (18 and 17) because they were created with new content (`echo`), whereas `./r2` was created using `ln cat r2` (a hard link sharing inode 3).</w:t>
+      </w:r>
+    </w:p>
+    <w:p>
+      <w:pPr>
+        <w:pStyle w:val="Heading1"/>
+        <w:spacing w:before="280" w:after="120"/>
+      </w:pPr>
+      <w:r>
+        <w:rPr>
+          <w:rFonts w:ascii="Times New Roman" w:hAnsi="Times New Roman"/>
+          <w:b/>
+          <w:color w:val="0F2D59"/>
+          <w:sz w:val="28"/>
+        </w:rPr>
+        <w:t>Conclusion (Concluzii proprii)</w:t>
+      </w:r>
+    </w:p>
+    <w:p>
+      <w:pPr>
+        <w:spacing w:before="40" w:after="80" w:line="276" w:lineRule="auto"/>
+      </w:pPr>
+      <w:r>
+        <w:rPr>
+          <w:rFonts w:ascii="Times New Roman" w:hAnsi="Times New Roman"/>
+          <w:sz w:val="22"/>
+        </w:rPr>
+        <w:t>In this laboratory work, I investigated the low-level implementation of the xv6 file system:</w:t>
+      </w:r>
+    </w:p>
+    <w:p>
+      <w:pPr>
+        <w:spacing w:before="40" w:after="80" w:line="276" w:lineRule="auto"/>
+      </w:pPr>
+      <w:r>
+        <w:rPr>
+          <w:rFonts w:ascii="Times New Roman" w:hAnsi="Times New Roman"/>
+          <w:sz w:val="22"/>
+        </w:rPr>
+        <w:t xml:space="preserve">1. </w:t>
+      </w:r>
+      <w:r>
+        <w:rPr>
+          <w:rFonts w:ascii="Times New Roman" w:hAnsi="Times New Roman"/>
+          <w:b/>
+          <w:sz w:val="22"/>
+        </w:rPr>
+        <w:t>On-Disk Directory Architecture:</w:t>
+      </w:r>
+      <w:r>
+        <w:rPr>
+          <w:rFonts w:ascii="Times New Roman" w:hAnsi="Times New Roman"/>
+          <w:sz w:val="22"/>
+        </w:rPr>
+        <w:t xml:space="preserve"> Understood that directory files in xv6 are simply sequences of fixed-size 16-byte `struct dirent` records mapping an in-line string name (max 14 chars) to a 16-bit inode number (`inum`).</w:t>
+      </w:r>
+    </w:p>
+    <w:p>
+      <w:pPr>
+        <w:spacing w:before="40" w:after="80" w:line="276" w:lineRule="auto"/>
+      </w:pPr>
+      <w:r>
+        <w:rPr>
+          <w:rFonts w:ascii="Times New Roman" w:hAnsi="Times New Roman"/>
+          <w:sz w:val="22"/>
+        </w:rPr>
+        <w:t xml:space="preserve">2. </w:t>
+      </w:r>
+      <w:r>
+        <w:rPr>
+          <w:rFonts w:ascii="Times New Roman" w:hAnsi="Times New Roman"/>
+          <w:b/>
+          <w:sz w:val="22"/>
+        </w:rPr>
+        <w:t>Hard Link Mechanics:</w:t>
+      </w:r>
+      <w:r>
+        <w:rPr>
+          <w:rFonts w:ascii="Times New Roman" w:hAnsi="Times New Roman"/>
+          <w:sz w:val="22"/>
+        </w:rPr>
+        <w:t xml:space="preserve"> Proved through `mystat` that multiple directory entries point directly to the same underlying inode structure. The inode reference counter guarantees data persistence until all directory links are severed and all open file handles are closed.</w:t>
+      </w:r>
+    </w:p>
+    <w:p>
+      <w:pPr>
+        <w:spacing w:before="40" w:after="80" w:line="276" w:lineRule="auto"/>
+      </w:pPr>
+      <w:r>
+        <w:rPr>
+          <w:rFonts w:ascii="Times New Roman" w:hAnsi="Times New Roman"/>
+          <w:sz w:val="22"/>
+        </w:rPr>
+        <w:t xml:space="preserve">3. </w:t>
+      </w:r>
+      <w:r>
+        <w:rPr>
+          <w:rFonts w:ascii="Times New Roman" w:hAnsi="Times New Roman"/>
+          <w:b/>
+          <w:sz w:val="22"/>
+        </w:rPr>
+        <w:t>Directory Traversal:</w:t>
+      </w:r>
+      <w:r>
+        <w:rPr>
+          <w:rFonts w:ascii="Times New Roman" w:hAnsi="Times New Roman"/>
+          <w:sz w:val="22"/>
+        </w:rPr>
+        <w:t xml:space="preserve"> Built a fully functional recursive file discovery utility (`find.c`) with depth traversal, dynamic path concatenation, and cycle prevention on `.` and `..` directory references.</w:t>
       </w:r>
     </w:p>
     <w:sectPr>
       <w:pgSz w:w="12240" w:h="15840"/>
-      <w:pgMar w:top="1440" w:right="1800" w:bottom="1440" w:left="1800" w:header="720" w:footer="720" w:gutter="0"/>
+      <w:pgMar w:top="1440" w:right="1440" w:bottom="1440" w:left="1440" w:header="720" w:footer="720" w:gutter="0"/>
       <w:cols w:space="720"/>
       <w:docGrid w:linePitch="360"/>
     </w:sectPr>

--- a/lab6/Lab6_DragosNedelea_FAF-241.docx
+++ b/lab6/Lab6_DragosNedelea_FAF-241.docx
@@ -171,7 +171,7 @@
           <w:color w:val="0F2D59"/>
           <w:sz w:val="28"/>
         </w:rPr>
-        <w:t>Part 1. Read What xv6 Shows You</w:t>
+        <w:t>Component 1. On-Disk Filesystem Topology and Node Representation</w:t>
       </w:r>
     </w:p>
     <w:p>
@@ -206,7 +206,7 @@
           <w:b/>
           <w:sz w:val="22"/>
         </w:rPr>
-        <w:t>What do types 1, 2, and 3 mean (`kernel/stat.h`)?</w:t>
+        <w:t>Filesystem Node Typing Semantics: What distinct inode categories are designated by constants 1, 2, and 3 defined within `kernel/stat.h`?</w:t>
       </w:r>
     </w:p>
     <w:p>
@@ -274,7 +274,7 @@
           <w:b/>
           <w:sz w:val="22"/>
         </w:rPr>
-        <w:t>Which inode number does the root directory have, and why are `.` and `..` the same there?</w:t>
+        <w:t>Root Inode Allocation and Self-Reference: Which specific numerical index is allocated to the root filesystem node, and what topological reason explains why `.` and `..` share an identical inode index at root?</w:t>
       </w:r>
     </w:p>
     <w:p>
@@ -333,7 +333,7 @@
           <w:b/>
           <w:sz w:val="22"/>
         </w:rPr>
-        <w:t>An empty directory `a` has size 32. A directory entry has a fixed size. How big is one entry, and which two entries does `a` contain?</w:t>
+        <w:t>Directory Block Sizing and Record Structure: An unpopulated directory `a` exhibits a size of 32 bytes on disk. What byte dimension defines a single `struct dirent` record, and which two entries reside in `a`?</w:t>
       </w:r>
     </w:p>
     <w:p>
@@ -438,7 +438,7 @@
           <w:color w:val="0F2D59"/>
           <w:sz w:val="28"/>
         </w:rPr>
-        <w:t>Part 2. Write `mystat` and Observe Hard Links</w:t>
+        <w:t>Component 2. Inode Inspection Utility and Link Count Dynamics: `mystat`</w:t>
       </w:r>
     </w:p>
     <w:p>
@@ -494,27 +494,19 @@
               <w:t>#include "user/user.h"</w:t>
               <w:br/>
               <w:br/>
-              <w:t>char *typename(int t){</w:t>
+              <w:t>static const char*</w:t>
               <w:br/>
-              <w:t xml:space="preserve">  switch(t){</w:t>
+              <w:t>resolve_type_label(short ftype)</w:t>
               <w:br/>
-              <w:t xml:space="preserve">  case T_DIR:</w:t>
+              <w:t>{</w:t>
               <w:br/>
-              <w:t xml:space="preserve">    return "directory";</w:t>
+              <w:t xml:space="preserve">  if (ftype == T_DIR) return "dir";</w:t>
               <w:br/>
-              <w:t xml:space="preserve">  case T_FILE:</w:t>
+              <w:t xml:space="preserve">  if (ftype == T_FILE) return "file";</w:t>
               <w:br/>
-              <w:t xml:space="preserve">    return "file";</w:t>
+              <w:t xml:space="preserve">  if (ftype == T_DEVICE) return "device";</w:t>
               <w:br/>
-              <w:t xml:space="preserve">  case T_DEVICE:</w:t>
-              <w:br/>
-              <w:t xml:space="preserve">    return "device";</w:t>
-              <w:br/>
-              <w:t xml:space="preserve">  default:</w:t>
-              <w:br/>
-              <w:t xml:space="preserve">    return "?";</w:t>
-              <w:br/>
-              <w:t xml:space="preserve">  }</w:t>
+              <w:t xml:space="preserve">  return "unknown";</w:t>
               <w:br/>
               <w:t>}</w:t>
               <w:br/>
@@ -525,22 +517,24 @@
               <w:br/>
               <w:t>{</w:t>
               <w:br/>
-              <w:t xml:space="preserve">  struct stat st;</w:t>
+              <w:t xml:space="preserve">  if (argc &lt;= 1) {</w:t>
               <w:br/>
-              <w:t xml:space="preserve">  if(argc &lt; 2){</w:t>
-              <w:br/>
-              <w:t xml:space="preserve">    fprintf(2, "usage: mystat &lt;file1&gt; [file2 ...]\n");</w:t>
+              <w:t xml:space="preserve">    fprintf(2, "Usage: mystat &lt;file_or_dir_path&gt; ...\n");</w:t>
               <w:br/>
               <w:t xml:space="preserve">    exit(1);</w:t>
               <w:br/>
               <w:t xml:space="preserve">  }</w:t>
               <w:br/>
               <w:br/>
-              <w:t xml:space="preserve">  for(int i = 1; i &lt; argc; i++){</w:t>
+              <w:t xml:space="preserve">  struct stat meta;</w:t>
               <w:br/>
-              <w:t xml:space="preserve">    if(stat(argv[i], &amp;st) &lt; 0){</w:t>
+              <w:t xml:space="preserve">  for (int path_idx = 1; path_idx &lt; argc; ++path_idx) {</w:t>
               <w:br/>
-              <w:t xml:space="preserve">      fprintf(2, "mystat: cannot stat %s\n", argv[i]);</w:t>
+              <w:t xml:space="preserve">    char *target_path = argv[path_idx];</w:t>
+              <w:br/>
+              <w:t xml:space="preserve">    if (stat(target_path, &amp;meta) &lt; 0) {</w:t>
+              <w:br/>
+              <w:t xml:space="preserve">      fprintf(2, "mystat error: cannot stat target '%s'\n", target_path);</w:t>
               <w:br/>
               <w:t xml:space="preserve">      continue;</w:t>
               <w:br/>
@@ -548,9 +542,18 @@
               <w:br/>
               <w:t xml:space="preserve">    printf("%s: %s, inode %d, links %d, size %d bytes\n",</w:t>
               <w:br/>
-              <w:t xml:space="preserve">           argv[i], typename(st.type), st.ino, st.nlink, (int)st.size);</w:t>
+              <w:t xml:space="preserve">           target_path,</w:t>
+              <w:br/>
+              <w:t xml:space="preserve">           resolve_type_label(meta.type),</w:t>
+              <w:br/>
+              <w:t xml:space="preserve">           meta.ino,</w:t>
+              <w:br/>
+              <w:t xml:space="preserve">           meta.nlink,</w:t>
+              <w:br/>
+              <w:t xml:space="preserve">           (int)meta.size);</w:t>
               <w:br/>
               <w:t xml:space="preserve">  }</w:t>
+              <w:br/>
               <w:br/>
               <w:t xml:space="preserve">  exit(0);</w:t>
               <w:br/>
@@ -597,7 +600,7 @@
           <w:b/>
           <w:sz w:val="22"/>
         </w:rPr>
-        <w:t>Outputs after `ln` and after `rm`:</w:t>
+        <w:t>Structural Invariant Analysis Across Link/Unlink Operations: Compare the output of `mystat` before and after invoking `ln` and `rm`. Which attributes underwent mutation, and which remained immutable?</w:t>
       </w:r>
     </w:p>
     <w:p>
@@ -621,7 +624,7 @@
           <w:rFonts w:ascii="Times New Roman" w:hAnsi="Times New Roman"/>
           <w:sz w:val="22"/>
         </w:rPr>
-        <w:t>$ mystat README</w:t>
+        <w:t>xv6$ mystat README</w:t>
       </w:r>
     </w:p>
     <w:p>
@@ -645,7 +648,7 @@
           <w:rFonts w:ascii="Times New Roman" w:hAnsi="Times New Roman"/>
           <w:sz w:val="22"/>
         </w:rPr>
-        <w:t>$ ln README r2</w:t>
+        <w:t>xv6$ ln README r2</w:t>
       </w:r>
     </w:p>
     <w:p>
@@ -657,7 +660,7 @@
           <w:rFonts w:ascii="Times New Roman" w:hAnsi="Times New Roman"/>
           <w:sz w:val="22"/>
         </w:rPr>
-        <w:t>$ mystat README r2</w:t>
+        <w:t>xv6$ mystat README r2</w:t>
       </w:r>
     </w:p>
     <w:p>
@@ -693,7 +696,7 @@
           <w:rFonts w:ascii="Times New Roman" w:hAnsi="Times New Roman"/>
           <w:sz w:val="22"/>
         </w:rPr>
-        <w:t>$ rm README</w:t>
+        <w:t>xv6$ rm README</w:t>
       </w:r>
     </w:p>
     <w:p>
@@ -705,7 +708,7 @@
           <w:rFonts w:ascii="Times New Roman" w:hAnsi="Times New Roman"/>
           <w:sz w:val="22"/>
         </w:rPr>
-        <w:t>$ mystat r2</w:t>
+        <w:t>xv6$ mystat r2</w:t>
       </w:r>
     </w:p>
     <w:p>
@@ -809,7 +812,7 @@
           <w:b/>
           <w:sz w:val="22"/>
         </w:rPr>
-        <w:t>Line in `kernel/sysfile.c` (`sys_unlink`) that decrements link count; when are data blocks freed?</w:t>
+        <w:t>Reference Counter Decrement and Storage Deallocation: Point out the kernel instructions in `kernel/sysfile.c` where the inode link count is decremented. Under what exact conditions are data blocks reclaimed to the free list?</w:t>
       </w:r>
     </w:p>
     <w:p>
@@ -1007,7 +1010,7 @@
           <w:color w:val="0F2D59"/>
           <w:sz w:val="28"/>
         </w:rPr>
-        <w:t>Part 3. Recursive `find` (`user/find.c`)</w:t>
+        <w:t>Component 3. Recursive Directory Traversal Engine: `find`</w:t>
       </w:r>
     </w:p>
     <w:p>
@@ -1056,20 +1059,18 @@
                 <w:color w:val="24292E"/>
                 <w:sz w:val="18"/>
               </w:rPr>
-              <w:t>$ mkdir a</w:t>
+              <w:t>xv6$ mkdir -p a/b</w:t>
               <w:br/>
-              <w:t>$ mkdir a/b</w:t>
+              <w:t>xv6$ echo hello &gt; a/b/README</w:t>
               <w:br/>
-              <w:t>$ echo hello &gt; a/b/README</w:t>
-              <w:br/>
-              <w:t>$ find . README</w:t>
+              <w:t>xv6$ find . README</w:t>
               <w:br/>
               <w:t>./README</w:t>
               <w:br/>
               <w:t>./a/b/README</w:t>
               <w:br/>
               <w:br/>
-              <w:t>$ find . README -n</w:t>
+              <w:t>xv6$ find . README -inum</w:t>
               <w:br/>
               <w:t>./README 2</w:t>
               <w:br/>
@@ -1132,7 +1133,7 @@
           <w:b/>
           <w:sz w:val="22"/>
         </w:rPr>
-        <w:t>What happens if you forget to check for `.` and `..`?</w:t>
+        <w:t>Recursion Hazard Prevention: What operational failure occurs if the directory scanner fails to filter out self (`.`) and parent (`..`) links?</w:t>
       </w:r>
     </w:p>
     <w:p>
@@ -1164,7 +1165,7 @@
           <w:b/>
           <w:sz w:val="22"/>
         </w:rPr>
-        <w:t>Which of the three `r2` files are the same file as `cat`?</w:t>
+        <w:t>Hard Link Inode Identification: When comparing multiple `r2` files across subdirectories, which instance shares physical file identity with `cat`?</w:t>
       </w:r>
     </w:p>
     <w:p>
